--- a/documents/SRS.docx
+++ b/documents/SRS.docx
@@ -2964,6 +2964,319 @@
       </w:pPr>
       <w:r>
         <w:t xml:space="preserve">AI không được: bịa nguồn, URL, quy định visa, học phí, deadline, lương, chương trình học; tự ý giải quyết xung đột nguồn; gắn nhãn 'chính thức' khi không có nguồn chính thức; biến suy luận thành fact.</w:t>
+      </w:r>
+    </w:p>
+    <w:p>
+      <w:pPr>
+        <w:pStyle w:val="Heading1"/>
+        <w:spacing w:after="160" w:before="360"/>
+      </w:pPr>
+      <w:r>
+        <w:t xml:space="preserve">8. Lịch sử cập nhật</w:t>
+      </w:r>
+    </w:p>
+    <w:p>
+      <w:pPr>
+        <w:spacing w:after="120"/>
+      </w:pPr>
+      <w:r>
+        <w:rPr>
+          <w:i/>
+          <w:iCs/>
+        </w:rPr>
+        <w:t xml:space="preserve">Phần này chỉ bổ sung. Toàn bộ nội dung phía trên được giữ nguyên để truy vết; khi có khác biệt, mục cập nhật có ngày mới hơn là quyết định hiện hành.</w:t>
+      </w:r>
+    </w:p>
+    <w:p>
+      <w:pPr>
+        <w:pStyle w:val="Heading2"/>
+        <w:spacing w:after="100" w:before="260"/>
+      </w:pPr>
+      <w:r>
+        <w:t xml:space="preserve">v0.2 – 2026-09-23</w:t>
+      </w:r>
+    </w:p>
+    <w:p>
+      <w:pPr>
+        <w:spacing w:after="120"/>
+      </w:pPr>
+      <w:r>
+        <w:t xml:space="preserve">8.1 Ràng buộc 2.3 – ORM</w:t>
+      </w:r>
+    </w:p>
+    <w:p>
+      <w:pPr>
+        <w:pStyle w:val="ListParagraph"/>
+        <w:numPr>
+          <w:ilvl w:val="0"/>
+          <w:numId w:val="2"/>
+        </w:numPr>
+        <w:spacing w:after="60"/>
+      </w:pPr>
+      <w:r>
+        <w:t xml:space="preserve">ORM thực tế là Prisma (đã chốt trong PROJECT_SPEC.md Section 3 sau khi Slice 1–4 được xây dựng), không phải Drizzle như ghi ở mục 2.3. Kiểu dữ liệu dùng chung qua workspace package @nordic/db.</w:t>
+      </w:r>
+    </w:p>
+    <w:p>
+      <w:pPr>
+        <w:spacing w:after="120"/>
+      </w:pPr>
+      <w:r>
+        <w:t xml:space="preserve">8.2 FR-ED-01 / FR-ED-02 – Mô hình dữ liệu Education (Phương án A, Slice 5)</w:t>
+      </w:r>
+    </w:p>
+    <w:p>
+      <w:pPr>
+        <w:pStyle w:val="ListParagraph"/>
+        <w:numPr>
+          <w:ilvl w:val="0"/>
+          <w:numId w:val="2"/>
+        </w:numPr>
+        <w:spacing w:after="60"/>
+      </w:pPr>
+      <w:r>
+        <w:t xml:space="preserve">Bảng universities và programmes chỉ lưu thông tin nhận diện: tên, quốc gia (qua trường), bậc học, ngành, ngôn ngữ giảng dạy, URL chính thức, URL nộp hồ sơ.</w:t>
+      </w:r>
+    </w:p>
+    <w:p>
+      <w:pPr>
+        <w:pStyle w:val="ListParagraph"/>
+        <w:numPr>
+          <w:ilvl w:val="0"/>
+          <w:numId w:val="2"/>
+        </w:numPr>
+        <w:spacing w:after="60"/>
+      </w:pPr>
+      <w:r>
+        <w:t xml:space="preserve">Mỗi trường/chương trình bắt buộc gắn 1 document và 1 trích đoạn chứng minh sự tồn tại (thực thi FR-ED-02). URL nguồn và ngày thu thập lấy từ document, không nhập tay.</w:t>
+      </w:r>
+    </w:p>
+    <w:p>
+      <w:pPr>
+        <w:pStyle w:val="ListParagraph"/>
+        <w:numPr>
+          <w:ilvl w:val="0"/>
+          <w:numId w:val="2"/>
+        </w:numPr>
+        <w:spacing w:after="60"/>
+      </w:pPr>
+      <w:r>
+        <w:t xml:space="preserve">Học phí, hạn nộp hồ sơ, thời lượng, học bổng KHÔNG phải là cột của programmes. Chúng là Fact gắn với programme_id hoặc university_id, dùng chung quy trình evidence / review / conflict / lịch sử của FR-FE-01 và FR-FE-02.</w:t>
+      </w:r>
+    </w:p>
+    <w:p>
+      <w:pPr>
+        <w:pStyle w:val="ListParagraph"/>
+        <w:numPr>
+          <w:ilvl w:val="0"/>
+          <w:numId w:val="2"/>
+        </w:numPr>
+        <w:spacing w:after="60"/>
+      </w:pPr>
+      <w:r>
+        <w:t xml:space="preserve">Loại deadline (fixed / rolling / year_round) là cột deadline_type trên bảng facts; deadline rolling/year-round không có ngày cụ thể và giao diện không hiển thị ngày giả định.</w:t>
+      </w:r>
+    </w:p>
+    <w:p>
+      <w:pPr>
+        <w:pStyle w:val="ListParagraph"/>
+        <w:numPr>
+          <w:ilvl w:val="0"/>
+          <w:numId w:val="2"/>
+        </w:numPr>
+        <w:spacing w:after="60"/>
+      </w:pPr>
+      <w:r>
+        <w:t xml:space="preserve">Trạng thái của trường/chương trình: proposed → reviewed hoặc rejected. Chỉ bản ghi reviewed được hiển thị công khai; chương trình chỉ công khai khi trường của nó cũng đã reviewed. Sửa sai bằng cách tạo đề xuất mới, không ghi đè.</w:t>
+      </w:r>
+    </w:p>
+    <w:p>
+      <w:pPr>
+        <w:pStyle w:val="ListParagraph"/>
+        <w:numPr>
+          <w:ilvl w:val="0"/>
+          <w:numId w:val="2"/>
+        </w:numPr>
+        <w:spacing w:after="60"/>
+      </w:pPr>
+      <w:r>
+        <w:t xml:space="preserve">Quyền mới education.manage cho phép đề xuất trường/chương trình; việc duyệt dùng quyền facts.review. Lịch sử quyết định lưu ở bảng education_reviews (chỉ biên tập viên xem được).</w:t>
+      </w:r>
+    </w:p>
+    <w:p>
+      <w:pPr>
+        <w:pStyle w:val="ListParagraph"/>
+        <w:numPr>
+          <w:ilvl w:val="0"/>
+          <w:numId w:val="2"/>
+        </w:numPr>
+        <w:spacing w:after="60"/>
+      </w:pPr>
+      <w:r>
+        <w:t xml:space="preserve">Bậc học có giá trị "unknown" (không nêu) để không phải đoán khi nguồn không ghi rõ.</w:t>
+      </w:r>
+    </w:p>
+    <w:p>
+      <w:pPr>
+        <w:spacing w:after="120"/>
+      </w:pPr>
+      <w:r>
+        <w:t xml:space="preserve">8.3 FR-FE-02 – Bổ sung quy tắc xung đột</w:t>
+      </w:r>
+    </w:p>
+    <w:p>
+      <w:pPr>
+        <w:pStyle w:val="ListParagraph"/>
+        <w:numPr>
+          <w:ilvl w:val="0"/>
+          <w:numId w:val="2"/>
+        </w:numPr>
+        <w:spacing w:after="60"/>
+      </w:pPr>
+      <w:r>
+        <w:t xml:space="preserve">Chỉ được đánh dấu mâu thuẫn giữa hai fact đều đã qua duyệt bằng chứng (reviewed hoặc conflicted). Fact đang proposed phải được duyệt hoặc từ chối riêng trước, để không có fact chưa duyệt nào xuất hiện công khai qua trạng thái conflicted.</w:t>
+      </w:r>
+    </w:p>
+    <w:p>
+      <w:pPr>
+        <w:spacing w:after="120"/>
+      </w:pPr>
+      <w:r>
+        <w:t xml:space="preserve">8.4 FR-SR-01 – Ngày xác minh nguồn (last_verified)</w:t>
+      </w:r>
+    </w:p>
+    <w:p>
+      <w:pPr>
+        <w:pStyle w:val="ListParagraph"/>
+        <w:numPr>
+          <w:ilvl w:val="0"/>
+          <w:numId w:val="2"/>
+        </w:numPr>
+        <w:spacing w:after="60"/>
+      </w:pPr>
+      <w:r>
+        <w:t xml:space="preserve">last_verified_at chỉ được ghi (bằng thời điểm hiện tại, không nhận giá trị từ client) khi nguồn chuyển sang verified hoặc khi operator chủ động đánh dấu "xác minh lại hôm nay". Các chỉnh sửa khác giữ nguyên ngày cũ.</w:t>
+      </w:r>
+    </w:p>
+    <w:p>
+      <w:pPr>
+        <w:pStyle w:val="ListParagraph"/>
+        <w:numPr>
+          <w:ilvl w:val="0"/>
+          <w:numId w:val="2"/>
+        </w:numPr>
+        <w:spacing w:after="60"/>
+      </w:pPr>
+      <w:r>
+        <w:t xml:space="preserve">Đổi canonical URL hoặc tier của một nguồn đã verified bắt buộc phải xác minh lại. Chuyển nguồn khỏi trạng thái verified vẫn giữ ngày xác minh lịch sử; trạng thái (không phải ngày) cho biết nguồn không còn được coi là đã xác minh.</w:t>
+      </w:r>
+    </w:p>
+    <w:p>
+      <w:pPr>
+        <w:pStyle w:val="Heading2"/>
+        <w:spacing w:after="100" w:before="260"/>
+      </w:pPr>
+      <w:r>
+        <w:t xml:space="preserve">v0.3 – 2026-09-23 (Slice 6a – Immigration)</w:t>
+      </w:r>
+    </w:p>
+    <w:p>
+      <w:pPr>
+        <w:spacing w:after="120"/>
+      </w:pPr>
+      <w:r>
+        <w:t xml:space="preserve">8.5 FR-IM-01 – Mô hình dữ liệu và quy tắc hiển thị quy định nhập cư</w:t>
+      </w:r>
+    </w:p>
+    <w:p>
+      <w:pPr>
+        <w:pStyle w:val="ListParagraph"/>
+        <w:numPr>
+          <w:ilvl w:val="0"/>
+          <w:numId w:val="2"/>
+        </w:numPr>
+        <w:spacing w:after="60"/>
+      </w:pPr>
+      <w:r>
+        <w:t xml:space="preserve">Slice 6 được tách thành 6a (Immigration) và 6b (Labour Market). Bản này chỉ mô tả 6a; FR-CM-01 chưa được triển khai.</w:t>
+      </w:r>
+    </w:p>
+    <w:p>
+      <w:pPr>
+        <w:pStyle w:val="ListParagraph"/>
+        <w:numPr>
+          <w:ilvl w:val="0"/>
+          <w:numId w:val="2"/>
+        </w:numPr>
+        <w:spacing w:after="60"/>
+      </w:pPr>
+      <w:r>
+        <w:t xml:space="preserve">Bảng immigration_rules chỉ lưu thông tin nhận diện: quốc gia, loại quy định (student residence permit, work permit, post-study, permanent residence, citizenship, other), tên chính thức, trang chính thức, document và trích đoạn chứng minh. Không có cột tóm tắt tự do.</w:t>
+      </w:r>
+    </w:p>
+    <w:p>
+      <w:pPr>
+        <w:pStyle w:val="ListParagraph"/>
+        <w:numPr>
+          <w:ilvl w:val="0"/>
+          <w:numId w:val="2"/>
+        </w:numPr>
+        <w:spacing w:after="60"/>
+      </w:pPr>
+      <w:r>
+        <w:t xml:space="preserve">Các điều kiện cụ thể (mức tài chính, thời hạn permit, thời gian xử lý...) và ngày hiệu lực là Fact gắn immigration_rule_id, dùng chung quy trình evidence/review/conflict.</w:t>
+      </w:r>
+    </w:p>
+    <w:p>
+      <w:pPr>
+        <w:pStyle w:val="ListParagraph"/>
+        <w:numPr>
+          <w:ilvl w:val="0"/>
+          <w:numId w:val="2"/>
+        </w:numPr>
+        <w:spacing w:after="60"/>
+      </w:pPr>
+      <w:r>
+        <w:t xml:space="preserve">Tài liệu chứng minh một quy định bắt buộc thuộc nguồn T1 được gán đúng quốc gia; trang chính thức của quy định phải cùng domain với nguồn T1 đó. Fact điều kiện được phép từ nguồn khác T1 nhưng giao diện gắn nhãn "Không phải nguồn chính thức (T1)".</w:t>
+      </w:r>
+    </w:p>
+    <w:p>
+      <w:pPr>
+        <w:pStyle w:val="ListParagraph"/>
+        <w:numPr>
+          <w:ilvl w:val="0"/>
+          <w:numId w:val="2"/>
+        </w:numPr>
+        <w:spacing w:after="60"/>
+      </w:pPr>
+      <w:r>
+        <w:t xml:space="preserve">Quy định chỉ hiển thị công khai khi đã được duyệt VÀ nguồn T1 của nó đang ở trạng thái verified trong Source Registry. Fact điều kiện còn cần nguồn của chính nó ở trạng thái verified. Điều kiện được kiểm tra ở mỗi lần đọc, nên bỏ xác minh nguồn sẽ ẩn thông tin ngay.</w:t>
+      </w:r>
+    </w:p>
+    <w:p>
+      <w:pPr>
+        <w:pStyle w:val="ListParagraph"/>
+        <w:numPr>
+          <w:ilvl w:val="0"/>
+          <w:numId w:val="2"/>
+        </w:numPr>
+        <w:spacing w:after="60"/>
+      </w:pPr>
+      <w:r>
+        <w:t xml:space="preserve">Trang Immigration luôn hiển thị dòng "Thông tin nghiên cứu, không phải tư vấn di trú" và link tới cơ quan di trú T1 đã đăng ký; hiển thị banner cảnh báo khi có điều kiện đang mâu thuẫn giữa các nguồn.</w:t>
+      </w:r>
+    </w:p>
+    <w:p>
+      <w:pPr>
+        <w:pStyle w:val="ListParagraph"/>
+        <w:numPr>
+          <w:ilvl w:val="0"/>
+          <w:numId w:val="2"/>
+        </w:numPr>
+        <w:spacing w:after="60"/>
+      </w:pPr>
+      <w:r>
+        <w:t xml:space="preserve">Quyền mới immigration.manage cho phép đề xuất quy định; việc duyệt dùng quyền facts.review. Lịch sử quyết định lưu ở bảng immigration_rule_reviews.</w:t>
       </w:r>
     </w:p>
     <w:sectPr>

--- a/documents/SRS.docx
+++ b/documents/SRS.docx
@@ -3277,6 +3277,204 @@
       </w:pPr>
       <w:r>
         <w:t xml:space="preserve">Quyền mới immigration.manage cho phép đề xuất quy định; việc duyệt dùng quyền facts.review. Lịch sử quyết định lưu ở bảng immigration_rule_reviews.</w:t>
+      </w:r>
+    </w:p>
+    <w:p>
+      <w:pPr>
+        <w:pStyle w:val="Heading2"/>
+        <w:spacing w:after="100" w:before="260"/>
+      </w:pPr>
+      <w:r>
+        <w:t xml:space="preserve">v0.4 – 2026-09-25 (Slice 6b – Labour Market)</w:t>
+      </w:r>
+    </w:p>
+    <w:p>
+      <w:pPr>
+        <w:spacing w:after="120"/>
+      </w:pPr>
+      <w:r>
+        <w:t xml:space="preserve">8.6 FR-CM-01 – Mô hình dữ liệu thị trường lao động</w:t>
+      </w:r>
+    </w:p>
+    <w:p>
+      <w:pPr>
+        <w:pStyle w:val="ListParagraph"/>
+        <w:numPr>
+          <w:ilvl w:val="0"/>
+          <w:numId w:val="2"/>
+        </w:numPr>
+        <w:spacing w:after="60"/>
+      </w:pPr>
+      <w:r>
+        <w:t xml:space="preserve">Bảng occupations chỉ lưu thông tin nhận diện: tên nghề, hệ phân loại và mã (ISCO-08, ESCO, national, other – chỉ khi nguồn ghi rõ, luôn đi cùng nhau), phạm vi quốc gia (để trống nếu là định nghĩa quốc tế), document và trích đoạn chứng minh. Không seed sẵn nghề nào.</w:t>
+      </w:r>
+    </w:p>
+    <w:p>
+      <w:pPr>
+        <w:pStyle w:val="ListParagraph"/>
+        <w:numPr>
+          <w:ilvl w:val="0"/>
+          <w:numId w:val="2"/>
+        </w:numPr>
+        <w:spacing w:after="60"/>
+      </w:pPr>
+      <w:r>
+        <w:t xml:space="preserve">Không tạo bảng labour_market_items riêng. Mỗi số liệu (lương, nhu cầu tuyển dụng, tỷ lệ thất nghiệp...) là Fact gắn occupation_id, dùng chung quy trình evidence/review/conflict.</w:t>
+      </w:r>
+    </w:p>
+    <w:p>
+      <w:pPr>
+        <w:pStyle w:val="ListParagraph"/>
+        <w:numPr>
+          <w:ilvl w:val="0"/>
+          <w:numId w:val="2"/>
+        </w:numPr>
+        <w:spacing w:after="60"/>
+      </w:pPr>
+      <w:r>
+        <w:t xml:space="preserve">Fact có thêm reference_period (dạng YYYY, YYYY-Qn, YYYY-Hn, YYYY-MM) mô tả kỳ mà số liệu đo, khác với valid_from/valid_until. Số liệu gắn với nghề bắt buộc có quốc gia.</w:t>
+      </w:r>
+    </w:p>
+    <w:p>
+      <w:pPr>
+        <w:pStyle w:val="ListParagraph"/>
+        <w:numPr>
+          <w:ilvl w:val="0"/>
+          <w:numId w:val="2"/>
+        </w:numPr>
+        <w:spacing w:after="60"/>
+      </w:pPr>
+      <w:r>
+        <w:t xml:space="preserve">Số liệu chỉ hiển thị công khai khi nghề đã được duyệt VÀ nguồn của số liệu đã verified. Số liệu từ nguồn không thuộc T1/T2 được gắn nhãn "Không phải số liệu thống kê chính thức". Trang ghi rõ số liệu là dữ liệu của kỳ đã qua, không phải dự báo hay tư vấn.</w:t>
+      </w:r>
+    </w:p>
+    <w:p>
+      <w:pPr>
+        <w:pStyle w:val="ListParagraph"/>
+        <w:numPr>
+          <w:ilvl w:val="0"/>
+          <w:numId w:val="2"/>
+        </w:numPr>
+        <w:spacing w:after="60"/>
+      </w:pPr>
+      <w:r>
+        <w:t xml:space="preserve">Quyền mới labour.manage cho phép đề xuất nghề; việc duyệt dùng facts.review. Tin tuyển dụng, nhà tuyển dụng và kỹ năng chưa thuộc phạm vi.</w:t>
+      </w:r>
+    </w:p>
+    <w:p>
+      <w:pPr>
+        <w:pStyle w:val="Heading2"/>
+        <w:spacing w:after="100" w:before="260"/>
+      </w:pPr>
+      <w:r>
+        <w:t xml:space="preserve">v0.5 – 2026-09-26 (Slice 7 – Search và Country Comparison)</w:t>
+      </w:r>
+    </w:p>
+    <w:p>
+      <w:pPr>
+        <w:spacing w:after="120"/>
+      </w:pPr>
+      <w:r>
+        <w:t xml:space="preserve">8.7 FR-SE-01 – Tìm kiếm full-text</w:t>
+      </w:r>
+    </w:p>
+    <w:p>
+      <w:pPr>
+        <w:pStyle w:val="ListParagraph"/>
+        <w:numPr>
+          <w:ilvl w:val="0"/>
+          <w:numId w:val="2"/>
+        </w:numPr>
+        <w:spacing w:after="60"/>
+      </w:pPr>
+      <w:r>
+        <w:t xml:space="preserve">Dùng full-text search của PostgreSQL (cấu hình simple) trên quốc gia, nguồn, tài liệu, trường, chương trình, quy định nhập cư, nghề và fact; không dùng Elasticsearch.</w:t>
+      </w:r>
+    </w:p>
+    <w:p>
+      <w:pPr>
+        <w:pStyle w:val="ListParagraph"/>
+        <w:numPr>
+          <w:ilvl w:val="0"/>
+          <w:numId w:val="2"/>
+        </w:numPr>
+        <w:spacing w:after="60"/>
+      </w:pPr>
+      <w:r>
+        <w:t xml:space="preserve">Bỏ dấu khi tìm (ví dụ "malmo" tìm ra "Malmö") bằng hàm SQL search_fold thay vì extension unaccent.</w:t>
+      </w:r>
+    </w:p>
+    <w:p>
+      <w:pPr>
+        <w:pStyle w:val="ListParagraph"/>
+        <w:numPr>
+          <w:ilvl w:val="0"/>
+          <w:numId w:val="2"/>
+        </w:numPr>
+        <w:spacing w:after="60"/>
+      </w:pPr>
+      <w:r>
+        <w:t xml:space="preserve">Kết quả chỉ gồm dữ liệu công khai: truy vấn chạy bằng vai trò ẩn danh để RLS quyết định, kể cả khi người dùng là biên tập viên đang đăng nhập. Kết quả được chia nhóm theo loại.</w:t>
+      </w:r>
+    </w:p>
+    <w:p>
+      <w:pPr>
+        <w:spacing w:after="120"/>
+      </w:pPr>
+      <w:r>
+        <w:t xml:space="preserve">8.8 FR-CC-01 – So sánh quốc gia</w:t>
+      </w:r>
+    </w:p>
+    <w:p>
+      <w:pPr>
+        <w:pStyle w:val="ListParagraph"/>
+        <w:numPr>
+          <w:ilvl w:val="0"/>
+          <w:numId w:val="2"/>
+        </w:numPr>
+        <w:spacing w:after="60"/>
+      </w:pPr>
+      <w:r>
+        <w:t xml:space="preserve">Thêm bảng comparison_metrics: định nghĩa chỉ số so sánh do quản trị viên tạo (quyền metrics.manage), không seed sẵn; key và nhóm không đổi được sau khi tạo; mọi thay đổi được ghi nhật ký.</w:t>
+      </w:r>
+    </w:p>
+    <w:p>
+      <w:pPr>
+        <w:pStyle w:val="ListParagraph"/>
+        <w:numPr>
+          <w:ilvl w:val="0"/>
+          <w:numId w:val="2"/>
+        </w:numPr>
+        <w:spacing w:after="60"/>
+      </w:pPr>
+      <w:r>
+        <w:t xml:space="preserve">Fact có thêm metric_id; giá trị của một chỉ số bắt buộc có quốc gia.</w:t>
+      </w:r>
+    </w:p>
+    <w:p>
+      <w:pPr>
+        <w:pStyle w:val="ListParagraph"/>
+        <w:numPr>
+          <w:ilvl w:val="0"/>
+          <w:numId w:val="2"/>
+        </w:numPr>
+        <w:spacing w:after="60"/>
+      </w:pPr>
+      <w:r>
+        <w:t xml:space="preserve">Trang so sánh hỗ trợ 2–5 quốc gia; mỗi ô hiển thị mọi giá trị đã duyệt kèm nguồn, tier, kỳ số liệu và ngày; mâu thuẫn được đánh dấu; ô trống ghi "Chưa có dữ liệu". Có thêm phần quy định nhập cư theo loại, số liệu theo nghề, và số mục giáo dục đã duyệt.</w:t>
+      </w:r>
+    </w:p>
+    <w:p>
+      <w:pPr>
+        <w:pStyle w:val="ListParagraph"/>
+        <w:numPr>
+          <w:ilvl w:val="0"/>
+          <w:numId w:val="2"/>
+        </w:numPr>
+        <w:spacing w:after="60"/>
+      </w:pPr>
+      <w:r>
+        <w:t xml:space="preserve">Không tính trung bình, không quy đổi, không chấm điểm hay xếp hạng quốc gia.</w:t>
       </w:r>
     </w:p>
     <w:sectPr>

--- a/documents/SRS.docx
+++ b/documents/SRS.docx
@@ -3475,6 +3475,235 @@
       </w:pPr>
       <w:r>
         <w:t xml:space="preserve">Không tính trung bình, không quy đổi, không chấm điểm hay xếp hạng quốc gia.</w:t>
+      </w:r>
+    </w:p>
+    <w:p>
+      <w:pPr>
+        <w:pStyle w:val="Heading2"/>
+        <w:spacing w:after="100" w:before="260"/>
+      </w:pPr>
+      <w:r>
+        <w:t xml:space="preserve">v0.6 – 2026-09-27 (Slice 8 – Research Workspace)</w:t>
+      </w:r>
+    </w:p>
+    <w:p>
+      <w:pPr>
+        <w:spacing w:after="120"/>
+      </w:pPr>
+      <w:r>
+        <w:t xml:space="preserve">8.9 FR-RW-01, FR-RW-02, FR-MP-01 – Dữ liệu cá nhân của người dùng</w:t>
+      </w:r>
+    </w:p>
+    <w:p>
+      <w:pPr>
+        <w:pStyle w:val="ListParagraph"/>
+        <w:numPr>
+          <w:ilvl w:val="0"/>
+          <w:numId w:val="2"/>
+        </w:numPr>
+        <w:spacing w:after="60"/>
+      </w:pPr>
+      <w:r>
+        <w:t xml:space="preserve">Thêm các bảng research_projects, research_project_countries, saved_items (bookmark), notes, user_plans (My Europe Plan) và user_plan_countries. Đây là dữ liệu riêng tư đầu tiên của hệ thống.</w:t>
+      </w:r>
+    </w:p>
+    <w:p>
+      <w:pPr>
+        <w:pStyle w:val="ListParagraph"/>
+        <w:numPr>
+          <w:ilvl w:val="0"/>
+          <w:numId w:val="2"/>
+        </w:numPr>
+        <w:spacing w:after="60"/>
+      </w:pPr>
+      <w:r>
+        <w:t xml:space="preserve">RLS chỉ cho chủ sở hữu đọc/tạo/sửa/xóa; người dùng ẩn danh không có quyền; quản trị viên cũng không đọc được dữ liệu cá nhân của người khác qua ứng dụng.</w:t>
+      </w:r>
+    </w:p>
+    <w:p>
+      <w:pPr>
+        <w:pStyle w:val="ListParagraph"/>
+        <w:numPr>
+          <w:ilvl w:val="0"/>
+          <w:numId w:val="2"/>
+        </w:numPr>
+        <w:spacing w:after="60"/>
+      </w:pPr>
+      <w:r>
+        <w:t xml:space="preserve">Bookmark dùng khóa ngoại thật cho từng loại mục (quốc gia, trường, chương trình, quy định nhập cư, nghề, nguồn), mỗi bookmark đúng một mục; chỉ lưu được mục đang công khai; mỗi mục chỉ lưu một lần.</w:t>
+      </w:r>
+    </w:p>
+    <w:p>
+      <w:pPr>
+        <w:pStyle w:val="ListParagraph"/>
+        <w:numPr>
+          <w:ilvl w:val="0"/>
+          <w:numId w:val="2"/>
+        </w:numPr>
+        <w:spacing w:after="60"/>
+      </w:pPr>
+      <w:r>
+        <w:t xml:space="preserve">Bảng personal_plans trong spec được gộp vào research_projects (mỗi project có năm, vai trò và quốc gia mục tiêu); user_profiles được triển khai thành user_plans, mỗi người một bản.</w:t>
+      </w:r>
+    </w:p>
+    <w:p>
+      <w:pPr>
+        <w:pStyle w:val="ListParagraph"/>
+        <w:numPr>
+          <w:ilvl w:val="0"/>
+          <w:numId w:val="2"/>
+        </w:numPr>
+        <w:spacing w:after="60"/>
+      </w:pPr>
+      <w:r>
+        <w:t xml:space="preserve">Ngân sách là tùy chọn, gồm số tiền, mã tiền tệ ISO và kỳ, phải nhập đủ cả ba hoặc để trống; chỉ chủ sở hữu xem được; hệ thống không dùng để tính toán.</w:t>
+      </w:r>
+    </w:p>
+    <w:p>
+      <w:pPr>
+        <w:pStyle w:val="ListParagraph"/>
+        <w:numPr>
+          <w:ilvl w:val="0"/>
+          <w:numId w:val="2"/>
+        </w:numPr>
+        <w:spacing w:after="60"/>
+      </w:pPr>
+      <w:r>
+        <w:t xml:space="preserve">Dữ liệu cá nhân tự xóa khi tài khoản bị xóa; người dùng có nút xóa toàn bộ dữ liệu workspace (cần gõ xác nhận).</w:t>
+      </w:r>
+    </w:p>
+    <w:p>
+      <w:pPr>
+        <w:pStyle w:val="ListParagraph"/>
+        <w:numPr>
+          <w:ilvl w:val="0"/>
+          <w:numId w:val="2"/>
+        </w:numPr>
+        <w:spacing w:after="60"/>
+      </w:pPr>
+      <w:r>
+        <w:t xml:space="preserve">Trang My Europe Plan chỉ có "lối tắt" (liên kết lọc sẵn theo hồ sơ), được ghi rõ không phải khuyến nghị; chưa có recommendation engine.</w:t>
+      </w:r>
+    </w:p>
+    <w:p>
+      <w:pPr>
+        <w:pStyle w:val="Heading2"/>
+        <w:spacing w:after="100" w:before="260"/>
+      </w:pPr>
+      <w:r>
+        <w:t xml:space="preserve">v0.7 – 2026-09-25 (Slice 9 – Crawler)</w:t>
+      </w:r>
+    </w:p>
+    <w:p>
+      <w:pPr>
+        <w:spacing w:after="120"/>
+      </w:pPr>
+      <w:r>
+        <w:t xml:space="preserve">3.12 FR-CR-01 – Crawl có kiểm soát: cập nhật theo cách đã triển khai</w:t>
+      </w:r>
+    </w:p>
+    <w:p>
+      <w:pPr>
+        <w:pStyle w:val="ListParagraph"/>
+        <w:numPr>
+          <w:ilvl w:val="0"/>
+          <w:numId w:val="2"/>
+        </w:numPr>
+        <w:spacing w:after="60"/>
+      </w:pPr>
+      <w:r>
+        <w:t xml:space="preserve">Crawler chỉ lấy các URL được đăng ký cho từng nguồn tại /admin/crawler (bảng crawl_targets, quyền mới crawler.manage). Nguồn phải đồng thời ở trạng thái verified, crawl policy approved và crawl_enabled = true.</w:t>
+      </w:r>
+    </w:p>
+    <w:p>
+      <w:pPr>
+        <w:pStyle w:val="ListParagraph"/>
+        <w:numPr>
+          <w:ilvl w:val="0"/>
+          <w:numId w:val="2"/>
+        </w:numPr>
+        <w:spacing w:after="60"/>
+      </w:pPr>
+      <w:r>
+        <w:t xml:space="preserve">Có thể đăng ký sitemap kèm tiền tố đường dẫn và số URL tối đa (1–100). Không đi theo link trong trang, không đi theo sitemap index. Cơ sở dữ liệu kiểm tra lại từng URL trước khi ghi.</w:t>
+      </w:r>
+    </w:p>
+    <w:p>
+      <w:pPr>
+        <w:pStyle w:val="ListParagraph"/>
+        <w:numPr>
+          <w:ilvl w:val="0"/>
+          <w:numId w:val="2"/>
+        </w:numPr>
+        <w:spacing w:after="60"/>
+      </w:pPr>
+      <w:r>
+        <w:t xml:space="preserve">Thay đổi so với mục 2 (kiến trúc): crawler KHÔNG dùng service-role key. Crawler đăng nhập bằng một role Postgres là thành viên của nordic_crawler_ops; role này không có quyền trên bảng nào, chỉ gọi được 5 hàm crawler_*. Mô tả cũ được giữ nguyên để tra cứu lịch sử.</w:t>
+      </w:r>
+    </w:p>
+    <w:p>
+      <w:pPr>
+        <w:pStyle w:val="ListParagraph"/>
+        <w:numPr>
+          <w:ilvl w:val="0"/>
+          <w:numId w:val="2"/>
+        </w:numPr>
+        <w:spacing w:after="60"/>
+      </w:pPr>
+      <w:r>
+        <w:t xml:space="preserve">Tôn trọng robots.txt (tên bot NordicResearchBot), mỗi lần một request, nghỉ 5 giây giữa hai request cùng domain, tối đa 2 lần thử lại, giới hạn 2 MB và 30 giây, chỉ nhận HTML/XML, không theo redirect sang domain khác, dùng ETag/Last-Modified.</w:t>
+      </w:r>
+    </w:p>
+    <w:p>
+      <w:pPr>
+        <w:pStyle w:val="ListParagraph"/>
+        <w:numPr>
+          <w:ilvl w:val="0"/>
+          <w:numId w:val="2"/>
+        </w:numPr>
+        <w:spacing w:after="60"/>
+      </w:pPr>
+      <w:r>
+        <w:t xml:space="preserve">Phát hiện thay đổi bằng hash của văn bản đã chuẩn hóa (sha256-text-v1). Trang không đổi thì không tạo tài liệu mới. Mỗi lần chạy và từng URL được ghi lại trong crawler_runs và crawler_run_items.</w:t>
+      </w:r>
+    </w:p>
+    <w:p>
+      <w:pPr>
+        <w:pStyle w:val="ListParagraph"/>
+        <w:numPr>
+          <w:ilvl w:val="0"/>
+          <w:numId w:val="2"/>
+        </w:numPr>
+        <w:spacing w:after="60"/>
+      </w:pPr>
+      <w:r>
+        <w:t xml:space="preserve">Văn bản trích được lưu nội bộ (document_texts), chỉ biên tập viên xem được, không hiển thị công khai.</w:t>
+      </w:r>
+    </w:p>
+    <w:p>
+      <w:pPr>
+        <w:pStyle w:val="ListParagraph"/>
+        <w:numPr>
+          <w:ilvl w:val="0"/>
+          <w:numId w:val="2"/>
+        </w:numPr>
+        <w:spacing w:after="60"/>
+      </w:pPr>
+      <w:r>
+        <w:t xml:space="preserve">Khi trang nguồn của một thông tin đã duyệt thay đổi: thông tin vẫn hiển thị kèm cảnh báo và liên kết tới phiên bản mới, đồng thời vào hàng chờ "Nguồn đã đổi". Người duyệt chọn "Vẫn khớp" (revalidated) hoặc "Không còn đúng" (rejected); lịch sử lưu trong fact_reviews. Không có quyết định tự động.</w:t>
+      </w:r>
+    </w:p>
+    <w:p>
+      <w:pPr>
+        <w:pStyle w:val="ListParagraph"/>
+        <w:numPr>
+          <w:ilvl w:val="0"/>
+          <w:numId w:val="2"/>
+        </w:numPr>
+        <w:spacing w:after="60"/>
+      </w:pPr>
+      <w:r>
+        <w:t xml:space="preserve">Lịch chạy: GitHub Actions hằng tuần (thứ Hai 03:17 UTC) và chạy tay; nếu chưa cấu hình secret CRAWLER_DATABASE_URL thì bỏ qua, không lỗi.</w:t>
       </w:r>
     </w:p>
     <w:sectPr>

--- a/documents/SRS.docx
+++ b/documents/SRS.docx
@@ -3704,6 +3704,140 @@
       </w:pPr>
       <w:r>
         <w:t xml:space="preserve">Lịch chạy: GitHub Actions hằng tuần (thứ Hai 03:17 UTC) và chạy tay; nếu chưa cấu hình secret CRAWLER_DATABASE_URL thì bỏ qua, không lỗi.</w:t>
+      </w:r>
+    </w:p>
+    <w:p>
+      <w:pPr>
+        <w:pStyle w:val="Heading2"/>
+        <w:spacing w:after="100" w:before="260"/>
+      </w:pPr>
+      <w:r>
+        <w:t xml:space="preserve">v0.8 – 2026-09-28 (Slice 10a – AI trích xuất thông tin ứng viên)</w:t>
+      </w:r>
+    </w:p>
+    <w:p>
+      <w:pPr>
+        <w:spacing w:after="120"/>
+      </w:pPr>
+      <w:r>
+        <w:t xml:space="preserve">3.13 FR-AI-01 – Giới hạn vai trò của AI: cập nhật theo cách đã triển khai</w:t>
+      </w:r>
+    </w:p>
+    <w:p>
+      <w:pPr>
+        <w:pStyle w:val="ListParagraph"/>
+        <w:numPr>
+          <w:ilvl w:val="0"/>
+          <w:numId w:val="2"/>
+        </w:numPr>
+        <w:spacing w:after="60"/>
+      </w:pPr>
+      <w:r>
+        <w:t xml:space="preserve">AI chỉ tạo ĐỀ XUẤT (status proposed, origin = ai). Không tự duyệt, không tự đánh dấu mâu thuẫn, không tự gắn trường/chương trình/quy định/nghề; chỉ gắn quốc gia.</w:t>
+      </w:r>
+    </w:p>
+    <w:p>
+      <w:pPr>
+        <w:pStyle w:val="ListParagraph"/>
+        <w:numPr>
+          <w:ilvl w:val="0"/>
+          <w:numId w:val="2"/>
+        </w:numPr>
+        <w:spacing w:after="60"/>
+      </w:pPr>
+      <w:r>
+        <w:t xml:space="preserve">Chỉ xử lý tài liệu do biên tập viên (facts.propose) yêu cầu trên trang tài liệu; mỗi tài liệu một yêu cầu đang mở; có thể hủy khi còn chờ.</w:t>
+      </w:r>
+    </w:p>
+    <w:p>
+      <w:pPr>
+        <w:pStyle w:val="ListParagraph"/>
+        <w:numPr>
+          <w:ilvl w:val="0"/>
+          <w:numId w:val="2"/>
+        </w:numPr>
+        <w:spacing w:after="60"/>
+      </w:pPr>
+      <w:r>
+        <w:t xml:space="preserve">Kiểm tra trong cơ sở dữ liệu: đoạn trích phải có nguyên văn trong văn bản trang; mọi con số trong giá trị và năm của ngày/kỳ số liệu phải có trong đoạn trích; chủ đề thuộc danh sách cố định; quốc gia có trong hệ thống; ngày hợp lệ; không trùng; tối đa 30 đề xuất mỗi tài liệu. Ứng viên bị loại được ghi lý do.</w:t>
+      </w:r>
+    </w:p>
+    <w:p>
+      <w:pPr>
+        <w:pStyle w:val="ListParagraph"/>
+        <w:numPr>
+          <w:ilvl w:val="0"/>
+          <w:numId w:val="2"/>
+        </w:numPr>
+        <w:spacing w:after="60"/>
+      </w:pPr>
+      <w:r>
+        <w:t xml:space="preserve">Bằng chứng (URL, ngày thu thập) lấy từ tài liệu, không lấy từ output của mô hình.</w:t>
+      </w:r>
+    </w:p>
+    <w:p>
+      <w:pPr>
+        <w:pStyle w:val="ListParagraph"/>
+        <w:numPr>
+          <w:ilvl w:val="0"/>
+          <w:numId w:val="2"/>
+        </w:numPr>
+        <w:spacing w:after="60"/>
+      </w:pPr>
+      <w:r>
+        <w:t xml:space="preserve">Đề xuất AI đứng tên một tài khoản AI riêng do quản trị viên cấu hình; tài khoản này phải có facts.propose và không có facts.review.</w:t>
+      </w:r>
+    </w:p>
+    <w:p>
+      <w:pPr>
+        <w:pStyle w:val="ListParagraph"/>
+        <w:numPr>
+          <w:ilvl w:val="0"/>
+          <w:numId w:val="2"/>
+        </w:numPr>
+        <w:spacing w:after="60"/>
+      </w:pPr>
+      <w:r>
+        <w:t xml:space="preserve">Thẻ thông tin hiển thị "Đề xuất bởi AI · &lt;mô hình&gt;" và "mô hình tự đánh giá x%". Sau khi duyệt vẫn hiện "Trích bởi AI, đã qua người duyệt". Độ tự tin không phải điểm tin cậy.</w:t>
+      </w:r>
+    </w:p>
+    <w:p>
+      <w:pPr>
+        <w:pStyle w:val="ListParagraph"/>
+        <w:numPr>
+          <w:ilvl w:val="0"/>
+          <w:numId w:val="2"/>
+        </w:numPr>
+        <w:spacing w:after="60"/>
+      </w:pPr>
+      <w:r>
+        <w:t xml:space="preserve">Nhà cung cấp LLM: bất kỳ endpoint tương thích OpenAI; hiện dùng Google Gemini gói miễn phí. Chỉ gửi văn bản trang công khai, không gửi dữ liệu người dùng.</w:t>
+      </w:r>
+    </w:p>
+    <w:p>
+      <w:pPr>
+        <w:pStyle w:val="ListParagraph"/>
+        <w:numPr>
+          <w:ilvl w:val="0"/>
+          <w:numId w:val="2"/>
+        </w:numPr>
+        <w:spacing w:after="60"/>
+      </w:pPr>
+      <w:r>
+        <w:t xml:space="preserve">Worker chạy riêng trên GitHub Actions (hằng ngày + chạy tay) bằng role Postgres nordic_extractor_ops quyền tối thiểu; key LLM không nằm ở Vercel. Giới hạn: 5 tài liệu mỗi lần (tối đa 10), 50.000 ký tự mỗi tài liệu.</w:t>
+      </w:r>
+    </w:p>
+    <w:p>
+      <w:pPr>
+        <w:pStyle w:val="ListParagraph"/>
+        <w:numPr>
+          <w:ilvl w:val="0"/>
+          <w:numId w:val="2"/>
+        </w:numPr>
+        <w:spacing w:after="60"/>
+      </w:pPr>
+      <w:r>
+        <w:t xml:space="preserve">Nhật ký: mỗi lần chạy (nhà cung cấp, mô hình, phiên bản prompt, số token) và từng ứng viên (kết quả, lý do) xem tại /admin/extraction.</w:t>
       </w:r>
     </w:p>
     <w:sectPr>
